--- a/requirements.docx
+++ b/requirements.docx
@@ -560,16 +560,7 @@
           <w:kern w:val="0"/>
           <w14:ligatures w14:val="none"/>
         </w:rPr>
-        <w:t xml:space="preserve"> containing dosage and frequency instructions) so that the Prescription module can process </w:t>
-      </w:r>
-      <w:proofErr w:type="gramStart"/>
-      <w:r>
-        <w:rPr>
-          <w:rFonts w:ascii="Times New Roman" w:eastAsia="Times New Roman" w:hAnsi="Times New Roman" w:cs="Times New Roman"/>
-          <w:kern w:val="0"/>
-          <w14:ligatures w14:val="none"/>
-        </w:rPr>
-        <w:t>them</w:t>
+        <w:t xml:space="preserve"> containing dosage and frequency instructions) so that the Prescription module can process them</w:t>
       </w:r>
       <w:r>
         <w:rPr>
@@ -578,9 +569,9 @@
           <w:highlight w:val="cyan"/>
           <w14:ligatures w14:val="none"/>
         </w:rPr>
-        <w:t>(</w:t>
-      </w:r>
-      <w:proofErr w:type="gramEnd"/>
+        <w:t xml:space="preserve">(the </w:t>
+      </w:r>
+      <w:proofErr w:type="spellStart"/>
       <w:r>
         <w:rPr>
           <w:rFonts w:ascii="Times New Roman" w:eastAsia="Times New Roman" w:hAnsi="Times New Roman" w:cs="Times New Roman"/>
@@ -588,9 +579,9 @@
           <w:highlight w:val="cyan"/>
           <w14:ligatures w14:val="none"/>
         </w:rPr>
-        <w:t xml:space="preserve">the </w:t>
-      </w:r>
-      <w:proofErr w:type="spellStart"/>
+        <w:t>Pacients</w:t>
+      </w:r>
+      <w:proofErr w:type="spellEnd"/>
       <w:r>
         <w:rPr>
           <w:rFonts w:ascii="Times New Roman" w:eastAsia="Times New Roman" w:hAnsi="Times New Roman" w:cs="Times New Roman"/>
@@ -598,26 +589,7 @@
           <w:highlight w:val="cyan"/>
           <w14:ligatures w14:val="none"/>
         </w:rPr>
-        <w:t>Pacients</w:t>
-      </w:r>
-      <w:proofErr w:type="spellEnd"/>
-      <w:r>
-        <w:rPr>
-          <w:rFonts w:ascii="Times New Roman" w:eastAsia="Times New Roman" w:hAnsi="Times New Roman" w:cs="Times New Roman"/>
-          <w:kern w:val="0"/>
-          <w:highlight w:val="cyan"/>
-          <w14:ligatures w14:val="none"/>
-        </w:rPr>
-        <w:t xml:space="preserve"> team)</w:t>
-      </w:r>
-      <w:r>
-        <w:rPr>
-          <w:rFonts w:ascii="Times New Roman" w:eastAsia="Times New Roman" w:hAnsi="Times New Roman" w:cs="Times New Roman"/>
-          <w:kern w:val="0"/>
-          <w:highlight w:val="cyan"/>
-          <w14:ligatures w14:val="none"/>
-        </w:rPr>
-        <w:t>.</w:t>
+        <w:t xml:space="preserve"> team).</w:t>
       </w:r>
     </w:p>
     <w:p>
@@ -772,25 +744,7 @@
           <w:kern w:val="0"/>
           <w14:ligatures w14:val="none"/>
         </w:rPr>
-        <w:t xml:space="preserve"> - as a doctor, I need to see my standard appointments and work-</w:t>
-      </w:r>
-      <w:proofErr w:type="gramStart"/>
-      <w:r>
-        <w:rPr>
-          <w:rFonts w:ascii="Times New Roman" w:eastAsia="Times New Roman" w:hAnsi="Times New Roman" w:cs="Times New Roman"/>
-          <w:kern w:val="0"/>
-          <w14:ligatures w14:val="none"/>
-        </w:rPr>
-        <w:t>shifts</w:t>
-      </w:r>
-      <w:proofErr w:type="gramEnd"/>
-      <w:r>
-        <w:rPr>
-          <w:rFonts w:ascii="Times New Roman" w:eastAsia="Times New Roman" w:hAnsi="Times New Roman" w:cs="Times New Roman"/>
-          <w:kern w:val="0"/>
-          <w14:ligatures w14:val="none"/>
-        </w:rPr>
-        <w:t xml:space="preserve"> so I know when and where I am working. I can do this by navigating to the Doctor Schedule calendar. I need to be able to:</w:t>
+        <w:t xml:space="preserve"> - as a doctor, I need to see my standard appointments and work-shifts so I know when and where I am working. I can do this by navigating to the Doctor Schedule calendar. I need to be able to:</w:t>
       </w:r>
     </w:p>
     <w:p>
@@ -812,25 +766,7 @@
           <w:kern w:val="0"/>
           <w14:ligatures w14:val="none"/>
         </w:rPr>
-        <w:t xml:space="preserve">View a calendar component displaying </w:t>
-      </w:r>
-      <w:proofErr w:type="gramStart"/>
-      <w:r>
-        <w:rPr>
-          <w:rFonts w:ascii="Times New Roman" w:eastAsia="Times New Roman" w:hAnsi="Times New Roman" w:cs="Times New Roman"/>
-          <w:kern w:val="0"/>
-          <w14:ligatures w14:val="none"/>
-        </w:rPr>
-        <w:t>all of</w:t>
-      </w:r>
-      <w:proofErr w:type="gramEnd"/>
-      <w:r>
-        <w:rPr>
-          <w:rFonts w:ascii="Times New Roman" w:eastAsia="Times New Roman" w:hAnsi="Times New Roman" w:cs="Times New Roman"/>
-          <w:kern w:val="0"/>
-          <w14:ligatures w14:val="none"/>
-        </w:rPr>
-        <w:t xml:space="preserve"> my upcoming scheduled medical appointments.</w:t>
+        <w:t>View a calendar component displaying all of my upcoming scheduled medical appointments.</w:t>
       </w:r>
     </w:p>
     <w:p>
@@ -1174,25 +1110,7 @@
           <w:kern w:val="0"/>
           <w14:ligatures w14:val="none"/>
         </w:rPr>
-        <w:t xml:space="preserve">See the </w:t>
-      </w:r>
-      <w:proofErr w:type="gramStart"/>
-      <w:r>
-        <w:rPr>
-          <w:rFonts w:ascii="Times New Roman" w:eastAsia="Times New Roman" w:hAnsi="Times New Roman" w:cs="Times New Roman"/>
-          <w:kern w:val="0"/>
-          <w14:ligatures w14:val="none"/>
-        </w:rPr>
-        <w:t>current status</w:t>
-      </w:r>
-      <w:proofErr w:type="gramEnd"/>
-      <w:r>
-        <w:rPr>
-          <w:rFonts w:ascii="Times New Roman" w:eastAsia="Times New Roman" w:hAnsi="Times New Roman" w:cs="Times New Roman"/>
-          <w:kern w:val="0"/>
-          <w14:ligatures w14:val="none"/>
-        </w:rPr>
-        <w:t xml:space="preserve"> of my scheduled shifts, such as "Scheduled", "Active", or "Completed".</w:t>
+        <w:t>See the current status of my scheduled shifts, such as "Scheduled", "Active", or "Completed".</w:t>
       </w:r>
     </w:p>
     <w:p>
@@ -2788,6 +2706,7 @@
   <w:style w:type="character" w:default="1" w:styleId="DefaultParagraphFont">
     <w:name w:val="Default Paragraph Font"/>
     <w:uiPriority w:val="1"/>
+    <w:semiHidden/>
     <w:unhideWhenUsed/>
   </w:style>
   <w:style w:type="table" w:default="1" w:styleId="TableNormal">

--- a/requirements.docx
+++ b/requirements.docx
@@ -2,6 +2,72 @@
 <file path=word/document.xml><?xml version="1.0" encoding="utf-8"?>
 <w:document xmlns:wpc="http://schemas.microsoft.com/office/word/2010/wordprocessingCanvas" xmlns:cx="http://schemas.microsoft.com/office/drawing/2014/chartex" xmlns:cx1="http://schemas.microsoft.com/office/drawing/2015/9/8/chartex" xmlns:cx2="http://schemas.microsoft.com/office/drawing/2015/10/21/chartex" xmlns:cx3="http://schemas.microsoft.com/office/drawing/2016/5/9/chartex" xmlns:cx4="http://schemas.microsoft.com/office/drawing/2016/5/10/chartex" xmlns:cx5="http://schemas.microsoft.com/office/drawing/2016/5/11/chartex" xmlns:cx6="http://schemas.microsoft.com/office/drawing/2016/5/12/chartex" xmlns:cx7="http://schemas.microsoft.com/office/drawing/2016/5/13/chartex" xmlns:cx8="http://schemas.microsoft.com/office/drawing/2016/5/14/chartex" xmlns:mc="http://schemas.openxmlformats.org/markup-compatibility/2006" xmlns:aink="http://schemas.microsoft.com/office/drawing/2016/ink" xmlns:am3d="http://schemas.microsoft.com/office/drawing/2017/model3d" xmlns:o="urn:schemas-microsoft-com:office:office" xmlns:oel="http://schemas.microsoft.com/office/2019/extlst" xmlns:r="http://schemas.openxmlformats.org/officeDocument/2006/relationships" xmlns:m="http://schemas.openxmlformats.org/officeDocument/2006/math" xmlns:v="urn:schemas-microsoft-com:vml" xmlns:wp14="http://schemas.microsoft.com/office/word/2010/wordprocessingDrawing" xmlns:wp="http://schemas.openxmlformats.org/drawingml/2006/wordprocessingDrawing" xmlns:w10="urn:schemas-microsoft-com:office:word" xmlns:w="http://schemas.openxmlformats.org/wordprocessingml/2006/main" xmlns:w14="http://schemas.microsoft.com/office/word/2010/wordml" xmlns:w15="http://schemas.microsoft.com/office/word/2012/wordml" xmlns:w16cex="http://schemas.microsoft.com/office/word/2018/wordml/cex" xmlns:w16cid="http://schemas.microsoft.com/office/word/2016/wordml/cid" xmlns:w16="http://schemas.microsoft.com/office/word/2018/wordml" xmlns:w16du="http://schemas.microsoft.com/office/word/2023/wordml/word16du" xmlns:w16sdtdh="http://schemas.microsoft.com/office/word/2020/wordml/sdtdatahash" xmlns:w16sdtfl="http://schemas.microsoft.com/office/word/2024/wordml/sdtformatlock" xmlns:w16se="http://schemas.microsoft.com/office/word/2015/wordml/symex" xmlns:wpg="http://schemas.microsoft.com/office/word/2010/wordprocessingGroup" xmlns:wpi="http://schemas.microsoft.com/office/word/2010/wordprocessingInk" xmlns:wne="http://schemas.microsoft.com/office/word/2006/wordml" xmlns:wps="http://schemas.microsoft.com/office/word/2010/wordprocessingShape" mc:Ignorable="w14 w15 w16se w16cid w16 w16cex w16sdtdh w16sdtfl w16du wp14">
   <w:body>
+    <w:p>
+      <w:pPr>
+        <w:pStyle w:val="Heading1"/>
+      </w:pPr>
+      <w:r>
+        <w:rPr>
+          <w:highlight w:val="yellow"/>
+        </w:rPr>
+        <w:t>General / All Users</w:t>
+      </w:r>
+    </w:p>
+    <w:p>
+      <w:pPr>
+        <w:pStyle w:val="NormalWeb"/>
+        <w:numPr>
+          <w:ilvl w:val="0"/>
+          <w:numId w:val="10"/>
+        </w:numPr>
+      </w:pPr>
+      <w:r>
+        <w:rPr>
+          <w:b/>
+          <w:bCs/>
+        </w:rPr>
+        <w:t>User Login</w:t>
+      </w:r>
+      <w:r>
+        <w:t xml:space="preserve"> - As a user, I need to log in with my credentials to access my specific dashboard (Admin, Doctor, or Pharmacist).</w:t>
+      </w:r>
+    </w:p>
+    <w:p>
+      <w:pPr>
+        <w:pStyle w:val="NormalWeb"/>
+        <w:numPr>
+          <w:ilvl w:val="0"/>
+          <w:numId w:val="10"/>
+        </w:numPr>
+      </w:pPr>
+      <w:r>
+        <w:t>I can do this by navigating to the Login screen. I need to be able to:</w:t>
+      </w:r>
+    </w:p>
+    <w:p>
+      <w:pPr>
+        <w:pStyle w:val="NormalWeb"/>
+        <w:numPr>
+          <w:ilvl w:val="1"/>
+          <w:numId w:val="10"/>
+        </w:numPr>
+      </w:pPr>
+      <w:r>
+        <w:t>Enter my credentials (e.g., username/email and password).</w:t>
+      </w:r>
+    </w:p>
+    <w:p>
+      <w:pPr>
+        <w:pStyle w:val="NormalWeb"/>
+        <w:numPr>
+          <w:ilvl w:val="1"/>
+          <w:numId w:val="10"/>
+        </w:numPr>
+      </w:pPr>
+      <w:r>
+        <w:t>Press a "Login" button to authenticate.</w:t>
+      </w:r>
+    </w:p>
     <w:p/>
     <w:p>
       <w:pPr>
@@ -469,7 +535,6 @@
           <w:rFonts w:eastAsia="Times New Roman"/>
           <w:highlight w:val="yellow"/>
         </w:rPr>
-        <w:lastRenderedPageBreak/>
         <w:t>Doctor</w:t>
       </w:r>
     </w:p>
@@ -560,7 +625,16 @@
           <w:kern w:val="0"/>
           <w14:ligatures w14:val="none"/>
         </w:rPr>
-        <w:t xml:space="preserve"> containing dosage and frequency instructions) so that the Prescription module can process them</w:t>
+        <w:t xml:space="preserve"> containing dosage and frequency instructions) so that the Prescription module can process </w:t>
+      </w:r>
+      <w:proofErr w:type="gramStart"/>
+      <w:r>
+        <w:rPr>
+          <w:rFonts w:ascii="Times New Roman" w:eastAsia="Times New Roman" w:hAnsi="Times New Roman" w:cs="Times New Roman"/>
+          <w:kern w:val="0"/>
+          <w14:ligatures w14:val="none"/>
+        </w:rPr>
+        <w:t>them</w:t>
       </w:r>
       <w:r>
         <w:rPr>
@@ -569,7 +643,17 @@
           <w:highlight w:val="cyan"/>
           <w14:ligatures w14:val="none"/>
         </w:rPr>
-        <w:t xml:space="preserve">(the </w:t>
+        <w:t>(</w:t>
+      </w:r>
+      <w:proofErr w:type="gramEnd"/>
+      <w:r>
+        <w:rPr>
+          <w:rFonts w:ascii="Times New Roman" w:eastAsia="Times New Roman" w:hAnsi="Times New Roman" w:cs="Times New Roman"/>
+          <w:kern w:val="0"/>
+          <w:highlight w:val="cyan"/>
+          <w14:ligatures w14:val="none"/>
+        </w:rPr>
+        <w:t xml:space="preserve">the </w:t>
       </w:r>
       <w:proofErr w:type="spellStart"/>
       <w:r>
@@ -744,7 +828,25 @@
           <w:kern w:val="0"/>
           <w14:ligatures w14:val="none"/>
         </w:rPr>
-        <w:t xml:space="preserve"> - as a doctor, I need to see my standard appointments and work-shifts so I know when and where I am working. I can do this by navigating to the Doctor Schedule calendar. I need to be able to:</w:t>
+        <w:t xml:space="preserve"> - as a doctor, I need to see my standard appointments and work-</w:t>
+      </w:r>
+      <w:proofErr w:type="gramStart"/>
+      <w:r>
+        <w:rPr>
+          <w:rFonts w:ascii="Times New Roman" w:eastAsia="Times New Roman" w:hAnsi="Times New Roman" w:cs="Times New Roman"/>
+          <w:kern w:val="0"/>
+          <w14:ligatures w14:val="none"/>
+        </w:rPr>
+        <w:t>shifts</w:t>
+      </w:r>
+      <w:proofErr w:type="gramEnd"/>
+      <w:r>
+        <w:rPr>
+          <w:rFonts w:ascii="Times New Roman" w:eastAsia="Times New Roman" w:hAnsi="Times New Roman" w:cs="Times New Roman"/>
+          <w:kern w:val="0"/>
+          <w14:ligatures w14:val="none"/>
+        </w:rPr>
+        <w:t xml:space="preserve"> so I know when and where I am working. I can do this by navigating to the Doctor Schedule calendar. I need to be able to:</w:t>
       </w:r>
     </w:p>
     <w:p>
@@ -766,7 +868,25 @@
           <w:kern w:val="0"/>
           <w14:ligatures w14:val="none"/>
         </w:rPr>
-        <w:t>View a calendar component displaying all of my upcoming scheduled medical appointments.</w:t>
+        <w:t xml:space="preserve">View a calendar component displaying </w:t>
+      </w:r>
+      <w:proofErr w:type="gramStart"/>
+      <w:r>
+        <w:rPr>
+          <w:rFonts w:ascii="Times New Roman" w:eastAsia="Times New Roman" w:hAnsi="Times New Roman" w:cs="Times New Roman"/>
+          <w:kern w:val="0"/>
+          <w14:ligatures w14:val="none"/>
+        </w:rPr>
+        <w:t>all of</w:t>
+      </w:r>
+      <w:proofErr w:type="gramEnd"/>
+      <w:r>
+        <w:rPr>
+          <w:rFonts w:ascii="Times New Roman" w:eastAsia="Times New Roman" w:hAnsi="Times New Roman" w:cs="Times New Roman"/>
+          <w:kern w:val="0"/>
+          <w14:ligatures w14:val="none"/>
+        </w:rPr>
+        <w:t xml:space="preserve"> my upcoming scheduled medical appointments.</w:t>
       </w:r>
     </w:p>
     <w:p>
@@ -990,6 +1110,7 @@
           <w:rFonts w:eastAsia="Times New Roman"/>
           <w:highlight w:val="yellow"/>
         </w:rPr>
+        <w:lastRenderedPageBreak/>
         <w:t>Pharmacist</w:t>
       </w:r>
     </w:p>
@@ -1110,7 +1231,25 @@
           <w:kern w:val="0"/>
           <w14:ligatures w14:val="none"/>
         </w:rPr>
-        <w:t>See the current status of my scheduled shifts, such as "Scheduled", "Active", or "Completed".</w:t>
+        <w:t xml:space="preserve">See the </w:t>
+      </w:r>
+      <w:proofErr w:type="gramStart"/>
+      <w:r>
+        <w:rPr>
+          <w:rFonts w:ascii="Times New Roman" w:eastAsia="Times New Roman" w:hAnsi="Times New Roman" w:cs="Times New Roman"/>
+          <w:kern w:val="0"/>
+          <w14:ligatures w14:val="none"/>
+        </w:rPr>
+        <w:t>current status</w:t>
+      </w:r>
+      <w:proofErr w:type="gramEnd"/>
+      <w:r>
+        <w:rPr>
+          <w:rFonts w:ascii="Times New Roman" w:eastAsia="Times New Roman" w:hAnsi="Times New Roman" w:cs="Times New Roman"/>
+          <w:kern w:val="0"/>
+          <w14:ligatures w14:val="none"/>
+        </w:rPr>
+        <w:t xml:space="preserve"> of my scheduled shifts, such as "Scheduled", "Active", or "Completed".</w:t>
       </w:r>
     </w:p>
     <w:p>
@@ -1316,6 +1455,155 @@
     </w:lvl>
   </w:abstractNum>
   <w:abstractNum w:abstractNumId="2" w15:restartNumberingAfterBreak="0">
+    <w:nsid w:val="24AC0443"/>
+    <w:multiLevelType w:val="multilevel"/>
+    <w:tmpl w:val="71704B28"/>
+    <w:lvl w:ilvl="0">
+      <w:start w:val="1"/>
+      <w:numFmt w:val="bullet"/>
+      <w:lvlText w:val=""/>
+      <w:lvlJc w:val="left"/>
+      <w:pPr>
+        <w:tabs>
+          <w:tab w:val="num" w:pos="720"/>
+        </w:tabs>
+        <w:ind w:left="720" w:hanging="360"/>
+      </w:pPr>
+      <w:rPr>
+        <w:rFonts w:ascii="Symbol" w:hAnsi="Symbol" w:hint="default"/>
+        <w:sz w:val="20"/>
+      </w:rPr>
+    </w:lvl>
+    <w:lvl w:ilvl="1">
+      <w:start w:val="1"/>
+      <w:numFmt w:val="bullet"/>
+      <w:lvlText w:val="o"/>
+      <w:lvlJc w:val="left"/>
+      <w:pPr>
+        <w:tabs>
+          <w:tab w:val="num" w:pos="1440"/>
+        </w:tabs>
+        <w:ind w:left="1440" w:hanging="360"/>
+      </w:pPr>
+      <w:rPr>
+        <w:rFonts w:ascii="Courier New" w:hAnsi="Courier New" w:hint="default"/>
+        <w:sz w:val="20"/>
+      </w:rPr>
+    </w:lvl>
+    <w:lvl w:ilvl="2" w:tentative="1">
+      <w:start w:val="1"/>
+      <w:numFmt w:val="bullet"/>
+      <w:lvlText w:val=""/>
+      <w:lvlJc w:val="left"/>
+      <w:pPr>
+        <w:tabs>
+          <w:tab w:val="num" w:pos="2160"/>
+        </w:tabs>
+        <w:ind w:left="2160" w:hanging="360"/>
+      </w:pPr>
+      <w:rPr>
+        <w:rFonts w:ascii="Wingdings" w:hAnsi="Wingdings" w:hint="default"/>
+        <w:sz w:val="20"/>
+      </w:rPr>
+    </w:lvl>
+    <w:lvl w:ilvl="3" w:tentative="1">
+      <w:start w:val="1"/>
+      <w:numFmt w:val="bullet"/>
+      <w:lvlText w:val=""/>
+      <w:lvlJc w:val="left"/>
+      <w:pPr>
+        <w:tabs>
+          <w:tab w:val="num" w:pos="2880"/>
+        </w:tabs>
+        <w:ind w:left="2880" w:hanging="360"/>
+      </w:pPr>
+      <w:rPr>
+        <w:rFonts w:ascii="Wingdings" w:hAnsi="Wingdings" w:hint="default"/>
+        <w:sz w:val="20"/>
+      </w:rPr>
+    </w:lvl>
+    <w:lvl w:ilvl="4" w:tentative="1">
+      <w:start w:val="1"/>
+      <w:numFmt w:val="bullet"/>
+      <w:lvlText w:val=""/>
+      <w:lvlJc w:val="left"/>
+      <w:pPr>
+        <w:tabs>
+          <w:tab w:val="num" w:pos="3600"/>
+        </w:tabs>
+        <w:ind w:left="3600" w:hanging="360"/>
+      </w:pPr>
+      <w:rPr>
+        <w:rFonts w:ascii="Wingdings" w:hAnsi="Wingdings" w:hint="default"/>
+        <w:sz w:val="20"/>
+      </w:rPr>
+    </w:lvl>
+    <w:lvl w:ilvl="5" w:tentative="1">
+      <w:start w:val="1"/>
+      <w:numFmt w:val="bullet"/>
+      <w:lvlText w:val=""/>
+      <w:lvlJc w:val="left"/>
+      <w:pPr>
+        <w:tabs>
+          <w:tab w:val="num" w:pos="4320"/>
+        </w:tabs>
+        <w:ind w:left="4320" w:hanging="360"/>
+      </w:pPr>
+      <w:rPr>
+        <w:rFonts w:ascii="Wingdings" w:hAnsi="Wingdings" w:hint="default"/>
+        <w:sz w:val="20"/>
+      </w:rPr>
+    </w:lvl>
+    <w:lvl w:ilvl="6" w:tentative="1">
+      <w:start w:val="1"/>
+      <w:numFmt w:val="bullet"/>
+      <w:lvlText w:val=""/>
+      <w:lvlJc w:val="left"/>
+      <w:pPr>
+        <w:tabs>
+          <w:tab w:val="num" w:pos="5040"/>
+        </w:tabs>
+        <w:ind w:left="5040" w:hanging="360"/>
+      </w:pPr>
+      <w:rPr>
+        <w:rFonts w:ascii="Wingdings" w:hAnsi="Wingdings" w:hint="default"/>
+        <w:sz w:val="20"/>
+      </w:rPr>
+    </w:lvl>
+    <w:lvl w:ilvl="7" w:tentative="1">
+      <w:start w:val="1"/>
+      <w:numFmt w:val="bullet"/>
+      <w:lvlText w:val=""/>
+      <w:lvlJc w:val="left"/>
+      <w:pPr>
+        <w:tabs>
+          <w:tab w:val="num" w:pos="5760"/>
+        </w:tabs>
+        <w:ind w:left="5760" w:hanging="360"/>
+      </w:pPr>
+      <w:rPr>
+        <w:rFonts w:ascii="Wingdings" w:hAnsi="Wingdings" w:hint="default"/>
+        <w:sz w:val="20"/>
+      </w:rPr>
+    </w:lvl>
+    <w:lvl w:ilvl="8" w:tentative="1">
+      <w:start w:val="1"/>
+      <w:numFmt w:val="bullet"/>
+      <w:lvlText w:val=""/>
+      <w:lvlJc w:val="left"/>
+      <w:pPr>
+        <w:tabs>
+          <w:tab w:val="num" w:pos="6480"/>
+        </w:tabs>
+        <w:ind w:left="6480" w:hanging="360"/>
+      </w:pPr>
+      <w:rPr>
+        <w:rFonts w:ascii="Wingdings" w:hAnsi="Wingdings" w:hint="default"/>
+        <w:sz w:val="20"/>
+      </w:rPr>
+    </w:lvl>
+  </w:abstractNum>
+  <w:abstractNum w:abstractNumId="3" w15:restartNumberingAfterBreak="0">
     <w:nsid w:val="260550E6"/>
     <w:multiLevelType w:val="multilevel"/>
     <w:tmpl w:val="9D32143A"/>
@@ -1432,7 +1720,7 @@
       </w:pPr>
     </w:lvl>
   </w:abstractNum>
-  <w:abstractNum w:abstractNumId="3" w15:restartNumberingAfterBreak="0">
+  <w:abstractNum w:abstractNumId="4" w15:restartNumberingAfterBreak="0">
     <w:nsid w:val="319F55BD"/>
     <w:multiLevelType w:val="hybridMultilevel"/>
     <w:tmpl w:val="E0FA8B76"/>
@@ -1521,7 +1809,7 @@
       </w:pPr>
     </w:lvl>
   </w:abstractNum>
-  <w:abstractNum w:abstractNumId="4" w15:restartNumberingAfterBreak="0">
+  <w:abstractNum w:abstractNumId="5" w15:restartNumberingAfterBreak="0">
     <w:nsid w:val="53CA46D0"/>
     <w:multiLevelType w:val="hybridMultilevel"/>
     <w:tmpl w:val="672A4124"/>
@@ -1610,7 +1898,7 @@
       </w:pPr>
     </w:lvl>
   </w:abstractNum>
-  <w:abstractNum w:abstractNumId="5" w15:restartNumberingAfterBreak="0">
+  <w:abstractNum w:abstractNumId="6" w15:restartNumberingAfterBreak="0">
     <w:nsid w:val="60D647D5"/>
     <w:multiLevelType w:val="multilevel"/>
     <w:tmpl w:val="E4042FDA"/>
@@ -1727,7 +2015,7 @@
       </w:pPr>
     </w:lvl>
   </w:abstractNum>
-  <w:abstractNum w:abstractNumId="6" w15:restartNumberingAfterBreak="0">
+  <w:abstractNum w:abstractNumId="7" w15:restartNumberingAfterBreak="0">
     <w:nsid w:val="71E769D8"/>
     <w:multiLevelType w:val="hybridMultilevel"/>
     <w:tmpl w:val="AE1AB3A4"/>
@@ -1840,7 +2128,7 @@
       </w:rPr>
     </w:lvl>
   </w:abstractNum>
-  <w:abstractNum w:abstractNumId="7" w15:restartNumberingAfterBreak="0">
+  <w:abstractNum w:abstractNumId="8" w15:restartNumberingAfterBreak="0">
     <w:nsid w:val="772F08D5"/>
     <w:multiLevelType w:val="multilevel"/>
     <w:tmpl w:val="19342094"/>
@@ -1957,7 +2245,7 @@
       </w:pPr>
     </w:lvl>
   </w:abstractNum>
-  <w:abstractNum w:abstractNumId="8" w15:restartNumberingAfterBreak="0">
+  <w:abstractNum w:abstractNumId="9" w15:restartNumberingAfterBreak="0">
     <w:nsid w:val="7BA95F47"/>
     <w:multiLevelType w:val="multilevel"/>
     <w:tmpl w:val="ECE46D48"/>
@@ -2075,31 +2363,34 @@
     </w:lvl>
   </w:abstractNum>
   <w:num w:numId="1" w16cid:durableId="1962833915">
-    <w:abstractNumId w:val="8"/>
+    <w:abstractNumId w:val="9"/>
   </w:num>
   <w:num w:numId="2" w16cid:durableId="762648767">
-    <w:abstractNumId w:val="2"/>
+    <w:abstractNumId w:val="3"/>
   </w:num>
   <w:num w:numId="3" w16cid:durableId="645663320">
-    <w:abstractNumId w:val="5"/>
+    <w:abstractNumId w:val="6"/>
   </w:num>
   <w:num w:numId="4" w16cid:durableId="377970955">
-    <w:abstractNumId w:val="7"/>
+    <w:abstractNumId w:val="8"/>
   </w:num>
   <w:num w:numId="5" w16cid:durableId="1169293839">
     <w:abstractNumId w:val="1"/>
   </w:num>
   <w:num w:numId="6" w16cid:durableId="1611156255">
-    <w:abstractNumId w:val="4"/>
+    <w:abstractNumId w:val="5"/>
   </w:num>
   <w:num w:numId="7" w16cid:durableId="357195080">
     <w:abstractNumId w:val="0"/>
   </w:num>
   <w:num w:numId="8" w16cid:durableId="98062911">
-    <w:abstractNumId w:val="3"/>
+    <w:abstractNumId w:val="4"/>
   </w:num>
   <w:num w:numId="9" w16cid:durableId="509488854">
-    <w:abstractNumId w:val="6"/>
+    <w:abstractNumId w:val="7"/>
+  </w:num>
+  <w:num w:numId="10" w16cid:durableId="1262756830">
+    <w:abstractNumId w:val="2"/>
   </w:num>
 </w:numbering>
 </file>
